--- a/06.Romanos1-8/final exam.docx
+++ b/06.Romanos1-8/final exam.docx
@@ -1,10 +1,10 @@
 
 <file path=word/document.xml><?xml version="1.0" encoding="utf-8"?>
-<w:document xmlns:wpc="http://schemas.microsoft.com/office/word/2010/wordprocessingCanvas" xmlns:cx="http://schemas.microsoft.com/office/drawing/2014/chartex" xmlns:cx1="http://schemas.microsoft.com/office/drawing/2015/9/8/chartex" xmlns:cx2="http://schemas.microsoft.com/office/drawing/2015/10/21/chartex" xmlns:cx3="http://schemas.microsoft.com/office/drawing/2016/5/9/chartex" xmlns:cx4="http://schemas.microsoft.com/office/drawing/2016/5/10/chartex" xmlns:cx5="http://schemas.microsoft.com/office/drawing/2016/5/11/chartex" xmlns:cx6="http://schemas.microsoft.com/office/drawing/2016/5/12/chartex" xmlns:cx7="http://schemas.microsoft.com/office/drawing/2016/5/13/chartex" xmlns:cx8="http://schemas.microsoft.com/office/drawing/2016/5/14/chartex" xmlns:mc="http://schemas.openxmlformats.org/markup-compatibility/2006" xmlns:aink="http://schemas.microsoft.com/office/drawing/2016/ink" xmlns:am3d="http://schemas.microsoft.com/office/drawing/2017/model3d" xmlns:o="urn:schemas-microsoft-com:office:office" xmlns:oel="http://schemas.microsoft.com/office/2019/extlst" xmlns:r="http://schemas.openxmlformats.org/officeDocument/2006/relationships" xmlns:m="http://schemas.openxmlformats.org/officeDocument/2006/math" xmlns:v="urn:schemas-microsoft-com:vml" xmlns:wp14="http://schemas.microsoft.com/office/word/2010/wordprocessingDrawing" xmlns:wp="http://schemas.openxmlformats.org/drawingml/2006/wordprocessingDrawing" xmlns:w10="urn:schemas-microsoft-com:office:word" xmlns:w="http://schemas.openxmlformats.org/wordprocessingml/2006/main" xmlns:w14="http://schemas.microsoft.com/office/word/2010/wordml" xmlns:w15="http://schemas.microsoft.com/office/word/2012/wordml" xmlns:w16cex="http://schemas.microsoft.com/office/word/2018/wordml/cex" xmlns:w16cid="http://schemas.microsoft.com/office/word/2016/wordml/cid" xmlns:w16="http://schemas.microsoft.com/office/word/2018/wordml" xmlns:w16sdtdh="http://schemas.microsoft.com/office/word/2020/wordml/sdtdatahash" xmlns:w16se="http://schemas.microsoft.com/office/word/2015/wordml/symex" xmlns:wpg="http://schemas.microsoft.com/office/word/2010/wordprocessingGroup" xmlns:wpi="http://schemas.microsoft.com/office/word/2010/wordprocessingInk" xmlns:wne="http://schemas.microsoft.com/office/word/2006/wordml" xmlns:wps="http://schemas.microsoft.com/office/word/2010/wordprocessingShape" mc:Ignorable="w14 w15 w16se w16cid w16 w16cex w16sdtdh wp14">
+<w:document xmlns:wpc="http://schemas.microsoft.com/office/word/2010/wordprocessingCanvas" xmlns:cx="http://schemas.microsoft.com/office/drawing/2014/chartex" xmlns:cx1="http://schemas.microsoft.com/office/drawing/2015/9/8/chartex" xmlns:cx2="http://schemas.microsoft.com/office/drawing/2015/10/21/chartex" xmlns:cx3="http://schemas.microsoft.com/office/drawing/2016/5/9/chartex" xmlns:cx4="http://schemas.microsoft.com/office/drawing/2016/5/10/chartex" xmlns:cx5="http://schemas.microsoft.com/office/drawing/2016/5/11/chartex" xmlns:cx6="http://schemas.microsoft.com/office/drawing/2016/5/12/chartex" xmlns:cx7="http://schemas.microsoft.com/office/drawing/2016/5/13/chartex" xmlns:cx8="http://schemas.microsoft.com/office/drawing/2016/5/14/chartex" xmlns:mc="http://schemas.openxmlformats.org/markup-compatibility/2006" xmlns:aink="http://schemas.microsoft.com/office/drawing/2016/ink" xmlns:am3d="http://schemas.microsoft.com/office/drawing/2017/model3d" xmlns:o="urn:schemas-microsoft-com:office:office" xmlns:r="http://schemas.openxmlformats.org/officeDocument/2006/relationships" xmlns:m="http://schemas.openxmlformats.org/officeDocument/2006/math" xmlns:v="urn:schemas-microsoft-com:vml" xmlns:wp14="http://schemas.microsoft.com/office/word/2010/wordprocessingDrawing" xmlns:wp="http://schemas.openxmlformats.org/drawingml/2006/wordprocessingDrawing" xmlns:w10="urn:schemas-microsoft-com:office:word" xmlns:w="http://schemas.openxmlformats.org/wordprocessingml/2006/main" xmlns:w14="http://schemas.microsoft.com/office/word/2010/wordml" xmlns:w15="http://schemas.microsoft.com/office/word/2012/wordml" xmlns:w16cex="http://schemas.microsoft.com/office/word/2018/wordml/cex" xmlns:w16cid="http://schemas.microsoft.com/office/word/2016/wordml/cid" xmlns:w16="http://schemas.microsoft.com/office/word/2018/wordml" xmlns:w16se="http://schemas.microsoft.com/office/word/2015/wordml/symex" xmlns:wpg="http://schemas.microsoft.com/office/word/2010/wordprocessingGroup" xmlns:wpi="http://schemas.microsoft.com/office/word/2010/wordprocessingInk" xmlns:wne="http://schemas.microsoft.com/office/word/2006/wordml" xmlns:wps="http://schemas.microsoft.com/office/word/2010/wordprocessingShape" mc:Ignorable="w14 w15 w16se w16cid w16 w16cex wp14">
   <w:body>
     <w:p>
       <w:pPr>
-        <w:pStyle w:val="Title"/>
+        <w:pStyle w:val="Ttulo"/>
         <w:jc w:val="center"/>
         <w:rPr>
           <w:lang w:val="es-BO"/>
@@ -184,7 +184,14 @@
           <w:u w:val="single"/>
           <w:lang w:val="es-BO"/>
         </w:rPr>
-        <w:t>Biblia y Notas abiertas</w:t>
+        <w:t>Biblia</w:t>
+      </w:r>
+      <w:r>
+        <w:rPr>
+          <w:u w:val="single"/>
+          <w:lang w:val="es-BO"/>
+        </w:rPr>
+        <w:t xml:space="preserve"> abierta</w:t>
       </w:r>
       <w:r>
         <w:rPr>
@@ -210,16 +217,58 @@
     </w:p>
     <w:p>
       <w:pPr>
-        <w:pStyle w:val="Heading1"/>
-        <w:rPr>
-          <w:lang w:val="es-BO"/>
-        </w:rPr>
-      </w:pPr>
-      <w:r>
-        <w:rPr>
-          <w:lang w:val="es-BO"/>
-        </w:rPr>
-        <w:t>Un tema principal del Libro de Romanos es “La justicia de Dios”. ¿Cómo aborda Pablo ese tema en los siguientes capítulos? Explique y proporcione ejemplos.</w:t>
+        <w:pStyle w:val="Ttulo1"/>
+        <w:rPr>
+          <w:lang w:val="es-BO"/>
+        </w:rPr>
+      </w:pPr>
+      <w:r>
+        <w:rPr>
+          <w:lang w:val="es-BO"/>
+        </w:rPr>
+        <w:t>El</w:t>
+      </w:r>
+      <w:r>
+        <w:rPr>
+          <w:lang w:val="es-BO"/>
+        </w:rPr>
+        <w:t xml:space="preserve"> tema principal del Libro de Romanos es “</w:t>
+      </w:r>
+      <w:r>
+        <w:rPr>
+          <w:lang w:val="es-BO"/>
+        </w:rPr>
+        <w:t>El evangelio</w:t>
+      </w:r>
+      <w:r>
+        <w:rPr>
+          <w:lang w:val="es-BO"/>
+        </w:rPr>
+        <w:t xml:space="preserve">”. ¿Cómo </w:t>
+      </w:r>
+      <w:r>
+        <w:rPr>
+          <w:lang w:val="es-BO"/>
+        </w:rPr>
+        <w:t xml:space="preserve">lo </w:t>
+      </w:r>
+      <w:r>
+        <w:rPr>
+          <w:lang w:val="es-BO"/>
+        </w:rPr>
+        <w:t>aborda Pablo</w:t>
+      </w:r>
+      <w:r>
+        <w:rPr>
+          <w:lang w:val="es-BO"/>
+        </w:rPr>
+        <w:t xml:space="preserve"> en los siguientes capítulos</w:t>
+      </w:r>
+      <w:r>
+        <w:rPr>
+          <w:lang w:val="es-BO"/>
+        </w:rPr>
+        <w:t>? Explique</w:t>
       </w:r>
       <w:r>
         <w:rPr>
@@ -493,7 +542,20 @@
     </w:p>
     <w:p>
       <w:pPr>
-        <w:pStyle w:val="ListParagraph"/>
+        <w:rPr>
+          <w:lang w:val="es-BO"/>
+        </w:rPr>
+      </w:pPr>
+      <w:r>
+        <w:rPr>
+          <w:lang w:val="es-BO"/>
+        </w:rPr>
+        <w:br w:type="page"/>
+      </w:r>
+    </w:p>
+    <w:p>
+      <w:pPr>
+        <w:pStyle w:val="Prrafodelista"/>
         <w:numPr>
           <w:ilvl w:val="0"/>
           <w:numId w:val="2"/>
@@ -507,123 +569,24 @@
           <w:lang w:val="es-BO"/>
         </w:rPr>
         <w:lastRenderedPageBreak/>
-        <w:t>Imagina</w:t>
-      </w:r>
-      <w:r>
-        <w:rPr>
-          <w:lang w:val="es-BO"/>
-        </w:rPr>
-        <w:t xml:space="preserve"> </w:t>
-      </w:r>
-      <w:r>
-        <w:rPr>
-          <w:lang w:val="es-BO"/>
-        </w:rPr>
-        <w:t>que un amigo</w:t>
-      </w:r>
-      <w:r>
-        <w:rPr>
-          <w:lang w:val="es-BO"/>
-        </w:rPr>
-        <w:t xml:space="preserve"> </w:t>
-      </w:r>
-      <w:r>
-        <w:rPr>
-          <w:lang w:val="es-BO"/>
-        </w:rPr>
-        <w:t xml:space="preserve">te pregunta que es </w:t>
-      </w:r>
-      <w:r>
-        <w:rPr>
-          <w:lang w:val="es-BO"/>
-        </w:rPr>
-        <w:t>“</w:t>
-      </w:r>
-      <w:r>
-        <w:rPr>
-          <w:u w:val="single"/>
-          <w:lang w:val="es-BO"/>
-        </w:rPr>
-        <w:t>justificación</w:t>
-      </w:r>
-      <w:r>
-        <w:rPr>
-          <w:lang w:val="es-BO"/>
-        </w:rPr>
-        <w:t xml:space="preserve">”. </w:t>
-      </w:r>
-      <w:r>
-        <w:rPr>
-          <w:lang w:val="es-BO"/>
-        </w:rPr>
-        <w:t>Como lo definirías, describe su importancia, ¿y explica cómo obtenerla?</w:t>
-      </w:r>
-      <w:r>
-        <w:rPr>
-          <w:lang w:val="es-BO"/>
-        </w:rPr>
-        <w:t xml:space="preserve"> </w:t>
-      </w:r>
-      <w:r>
-        <w:rPr>
-          <w:i/>
-          <w:iCs/>
-          <w:lang w:val="es-BO"/>
-        </w:rPr>
-        <w:t xml:space="preserve">Usa conceptos que Pablo abordo </w:t>
-      </w:r>
-      <w:r>
-        <w:rPr>
-          <w:i/>
-          <w:iCs/>
-          <w:lang w:val="es-BO"/>
-        </w:rPr>
-        <w:t>en</w:t>
-      </w:r>
-      <w:r>
-        <w:rPr>
-          <w:i/>
-          <w:iCs/>
-          <w:lang w:val="es-BO"/>
-        </w:rPr>
-        <w:t xml:space="preserve"> Roman</w:t>
-      </w:r>
-      <w:r>
-        <w:rPr>
-          <w:i/>
-          <w:iCs/>
-          <w:lang w:val="es-BO"/>
-        </w:rPr>
-        <w:t>o</w:t>
-      </w:r>
-      <w:r>
-        <w:rPr>
-          <w:i/>
-          <w:iCs/>
-          <w:lang w:val="es-BO"/>
-        </w:rPr>
-        <w:t xml:space="preserve">s 1-5 </w:t>
-      </w:r>
-      <w:r>
-        <w:rPr>
-          <w:i/>
-          <w:iCs/>
-          <w:lang w:val="es-BO"/>
-        </w:rPr>
-        <w:t>para apoyar tu respuesta</w:t>
-      </w:r>
-      <w:r>
-        <w:rPr>
-          <w:i/>
-          <w:iCs/>
-          <w:lang w:val="es-BO"/>
-        </w:rPr>
-        <w:t>.</w:t>
-      </w:r>
-    </w:p>
-    <w:p>
-      <w:pPr>
-        <w:pStyle w:val="ListParagraph"/>
+        <w:t>Explica como Romanos 1:1</w:t>
+      </w:r>
+      <w:r>
+        <w:rPr>
+          <w:lang w:val="es-BO"/>
+        </w:rPr>
+        <w:t>5</w:t>
+      </w:r>
+      <w:r>
+        <w:rPr>
+          <w:lang w:val="es-BO"/>
+        </w:rPr>
+        <w:t>-17 conecta a Romanos 1:18 y cómo Dios se mostro justo al condenar a cada persona. Romanos 1:18-3:20</w:t>
+      </w:r>
+    </w:p>
+    <w:p>
+      <w:pPr>
+        <w:pStyle w:val="Prrafodelista"/>
         <w:spacing w:line="360" w:lineRule="auto"/>
         <w:rPr>
           <w:lang w:val="es-BO"/>
@@ -636,30 +599,20 @@
           <w:szCs w:val="20"/>
           <w:lang w:val="es-BO"/>
         </w:rPr>
-        <w:t>_________________________________________________________________________________________________________________________________________________________________________________________________________________________________________________________________________________________________________________________________________________________________________________________________________________________________________________________________________________________________________________________________________________________________________________________________________________________________________________________________________________________________________________________________________________________________________________________________________________________________________________________________________________________________________________________________________________________________________________</w:t>
-      </w:r>
-      <w:r>
-        <w:rPr>
-          <w:color w:val="A6A6A6" w:themeColor="background1" w:themeShade="A6"/>
-          <w:sz w:val="20"/>
-          <w:szCs w:val="20"/>
-          <w:lang w:val="es-BO"/>
-        </w:rPr>
-        <w:t>_______________________________________________________________________________________</w:t>
-      </w:r>
-      <w:r>
-        <w:rPr>
-          <w:color w:val="A6A6A6" w:themeColor="background1" w:themeShade="A6"/>
-          <w:sz w:val="20"/>
-          <w:szCs w:val="20"/>
-          <w:lang w:val="es-BO"/>
-        </w:rPr>
-        <w:t>__________________________________________________________________________________________________________________________________________________________________________________________________________________________________________________________________</w:t>
-      </w:r>
-    </w:p>
-    <w:p>
-      <w:pPr>
-        <w:pStyle w:val="ListParagraph"/>
+        <w:t>__________________________________________________________________________________________________________________________________________________________________________________________________________________________________________________________________________________________________________________________________________________________________________________________________________________________________________________________________________________________________________________________________________________________________________________________________________________________________________________________________________________________________________________________________________________________________________________________________________________________________________________________________________________________________________________________________________________________________________________________________________________________________________________________________________________________________________________________________________________________________________________________________________________________________________________________________________________________________________________________________________</w:t>
+      </w:r>
+    </w:p>
+    <w:p>
+      <w:pPr>
+        <w:pStyle w:val="Prrafodelista"/>
+        <w:rPr>
+          <w:lang w:val="es-BO"/>
+        </w:rPr>
+      </w:pPr>
+    </w:p>
+    <w:p>
+      <w:pPr>
+        <w:pStyle w:val="Prrafodelista"/>
         <w:numPr>
           <w:ilvl w:val="0"/>
           <w:numId w:val="2"/>
@@ -672,49 +625,7 @@
         <w:rPr>
           <w:lang w:val="es-BO"/>
         </w:rPr>
-        <w:t>¿</w:t>
-      </w:r>
-      <w:r>
-        <w:rPr>
-          <w:lang w:val="es-BO"/>
-        </w:rPr>
-        <w:t>Qué</w:t>
-      </w:r>
-      <w:r>
-        <w:rPr>
-          <w:lang w:val="es-BO"/>
-        </w:rPr>
-        <w:t xml:space="preserve"> significa estar</w:t>
-      </w:r>
-      <w:r>
-        <w:rPr>
-          <w:lang w:val="es-BO"/>
-        </w:rPr>
-        <w:t xml:space="preserve"> “</w:t>
-      </w:r>
-      <w:r>
-        <w:rPr>
-          <w:lang w:val="es-BO"/>
-        </w:rPr>
-        <w:t>muerto al pecado, pero vivo para Dios</w:t>
-      </w:r>
-      <w:r>
-        <w:rPr>
-          <w:lang w:val="es-BO"/>
-        </w:rPr>
-        <w:t xml:space="preserve">”, </w:t>
-      </w:r>
-      <w:r>
-        <w:rPr>
-          <w:lang w:val="es-BO"/>
-        </w:rPr>
-        <w:t xml:space="preserve">y </w:t>
-      </w:r>
-      <w:r>
-        <w:rPr>
-          <w:lang w:val="es-BO"/>
-        </w:rPr>
-        <w:t>que beneficio practico tiene</w:t>
+        <w:t>Imagina</w:t>
       </w:r>
       <w:r>
         <w:rPr>
@@ -726,7 +637,7 @@
         <w:rPr>
           <w:lang w:val="es-BO"/>
         </w:rPr>
-        <w:t>eso</w:t>
+        <w:t>que un amigo</w:t>
       </w:r>
       <w:r>
         <w:rPr>
@@ -738,7 +649,32 @@
         <w:rPr>
           <w:lang w:val="es-BO"/>
         </w:rPr>
-        <w:t>en la</w:t>
+        <w:t xml:space="preserve">te pregunta que es </w:t>
+      </w:r>
+      <w:r>
+        <w:rPr>
+          <w:lang w:val="es-BO"/>
+        </w:rPr>
+        <w:t>“</w:t>
+      </w:r>
+      <w:r>
+        <w:rPr>
+          <w:u w:val="single"/>
+          <w:lang w:val="es-BO"/>
+        </w:rPr>
+        <w:t>justificación</w:t>
+      </w:r>
+      <w:r>
+        <w:rPr>
+          <w:lang w:val="es-BO"/>
+        </w:rPr>
+        <w:t xml:space="preserve">”. </w:t>
+      </w:r>
+      <w:r>
+        <w:rPr>
+          <w:lang w:val="es-BO"/>
+        </w:rPr>
+        <w:t>Como lo definirías, describe su importancia, ¿y explica cómo obtenerla?</w:t>
       </w:r>
       <w:r>
         <w:rPr>
@@ -748,59 +684,64 @@
       </w:r>
       <w:r>
         <w:rPr>
-          <w:u w:val="single"/>
-          <w:lang w:val="es-BO"/>
-        </w:rPr>
-        <w:t>santificac</w:t>
-      </w:r>
-      <w:r>
-        <w:rPr>
-          <w:u w:val="single"/>
-          <w:lang w:val="es-BO"/>
-        </w:rPr>
-        <w:t>i</w:t>
-      </w:r>
-      <w:r>
-        <w:rPr>
-          <w:u w:val="single"/>
-          <w:lang w:val="es-BO"/>
-        </w:rPr>
-        <w:t>ón</w:t>
-      </w:r>
-      <w:r>
-        <w:rPr>
-          <w:lang w:val="es-BO"/>
-        </w:rPr>
-        <w:t xml:space="preserve"> </w:t>
-      </w:r>
-      <w:r>
-        <w:rPr>
-          <w:lang w:val="es-BO"/>
-        </w:rPr>
-        <w:t>de los creyentes en</w:t>
-      </w:r>
-      <w:r>
-        <w:rPr>
-          <w:lang w:val="es-BO"/>
-        </w:rPr>
-        <w:t xml:space="preserve"> </w:t>
-      </w:r>
-      <w:r>
-        <w:rPr>
-          <w:lang w:val="es-BO"/>
-        </w:rPr>
-        <w:t>su vida diaria</w:t>
-      </w:r>
-      <w:r>
-        <w:rPr>
-          <w:lang w:val="es-BO"/>
-        </w:rPr>
-        <w:t>?</w:t>
-      </w:r>
-    </w:p>
-    <w:p>
-      <w:pPr>
-        <w:pStyle w:val="ListParagraph"/>
+          <w:i/>
+          <w:iCs/>
+          <w:lang w:val="es-BO"/>
+        </w:rPr>
+        <w:t xml:space="preserve">Usa conceptos que Pablo abordo </w:t>
+      </w:r>
+      <w:r>
+        <w:rPr>
+          <w:i/>
+          <w:iCs/>
+          <w:lang w:val="es-BO"/>
+        </w:rPr>
+        <w:t>en</w:t>
+      </w:r>
+      <w:r>
+        <w:rPr>
+          <w:i/>
+          <w:iCs/>
+          <w:lang w:val="es-BO"/>
+        </w:rPr>
+        <w:t xml:space="preserve"> Roman</w:t>
+      </w:r>
+      <w:r>
+        <w:rPr>
+          <w:i/>
+          <w:iCs/>
+          <w:lang w:val="es-BO"/>
+        </w:rPr>
+        <w:t>o</w:t>
+      </w:r>
+      <w:r>
+        <w:rPr>
+          <w:i/>
+          <w:iCs/>
+          <w:lang w:val="es-BO"/>
+        </w:rPr>
+        <w:t xml:space="preserve">s 1-5 </w:t>
+      </w:r>
+      <w:r>
+        <w:rPr>
+          <w:i/>
+          <w:iCs/>
+          <w:lang w:val="es-BO"/>
+        </w:rPr>
+        <w:t>para apoyar tu respuesta</w:t>
+      </w:r>
+      <w:r>
+        <w:rPr>
+          <w:i/>
+          <w:iCs/>
+          <w:lang w:val="es-BO"/>
+        </w:rPr>
+        <w:t>.</w:t>
+      </w:r>
+    </w:p>
+    <w:p>
+      <w:pPr>
+        <w:pStyle w:val="Prrafodelista"/>
         <w:spacing w:line="360" w:lineRule="auto"/>
         <w:rPr>
           <w:lang w:val="es-BO"/>
@@ -813,30 +754,30 @@
           <w:szCs w:val="20"/>
           <w:lang w:val="es-BO"/>
         </w:rPr>
-        <w:t>____________________________________________________________________________________________________________________________________________________________________________________________________________________________________________________________________________________________________________________________________________________________________________________________________________________________________________________________________________________________________________________________________________________________________________________________________________________________________________________________________________________________________________________________________________________________________________________________________________________________________________________________________________________________</w:t>
-      </w:r>
-      <w:r>
-        <w:rPr>
-          <w:color w:val="A6A6A6" w:themeColor="background1" w:themeShade="A6"/>
-          <w:sz w:val="20"/>
-          <w:szCs w:val="20"/>
-          <w:lang w:val="es-BO"/>
-        </w:rPr>
-        <w:t>________________________________________________________________________________________________________________________________________________________________________________________________________________________________________________________________________________________________________________________________________________________</w:t>
-      </w:r>
-      <w:r>
-        <w:rPr>
-          <w:color w:val="A6A6A6" w:themeColor="background1" w:themeShade="A6"/>
-          <w:sz w:val="20"/>
-          <w:szCs w:val="20"/>
-          <w:lang w:val="es-BO"/>
-        </w:rPr>
-        <w:br/>
-      </w:r>
-    </w:p>
-    <w:p>
-      <w:pPr>
-        <w:pStyle w:val="ListParagraph"/>
+        <w:t>_________________________________________________________________________________________________________________________________________________________________________________________________________________________________________________________________________________________________________________________________________________________________________________________________________________________________________________________________________________________________________________________________________________________________________________________________________________________________________________________________________________________________________________________________________________________________________________________________________________________________________________________________________________________________________________________________________________________________________________</w:t>
+      </w:r>
+      <w:r>
+        <w:rPr>
+          <w:color w:val="A6A6A6" w:themeColor="background1" w:themeShade="A6"/>
+          <w:sz w:val="20"/>
+          <w:szCs w:val="20"/>
+          <w:lang w:val="es-BO"/>
+        </w:rPr>
+        <w:t>_______________________________________________________________________________________</w:t>
+      </w:r>
+      <w:r>
+        <w:rPr>
+          <w:color w:val="A6A6A6" w:themeColor="background1" w:themeShade="A6"/>
+          <w:sz w:val="20"/>
+          <w:szCs w:val="20"/>
+          <w:lang w:val="es-BO"/>
+        </w:rPr>
+        <w:t>__________________________________________________________________________________________________________________________________________________________________________________________________________________________________________________________________</w:t>
+      </w:r>
+    </w:p>
+    <w:p>
+      <w:pPr>
+        <w:pStyle w:val="Prrafodelista"/>
         <w:numPr>
           <w:ilvl w:val="0"/>
           <w:numId w:val="2"/>
@@ -850,7 +791,167 @@
           <w:lang w:val="es-BO"/>
         </w:rPr>
         <w:lastRenderedPageBreak/>
-        <w:t>¿De qué manera la comprensión de nuestra glorificación futura beneficia prácticamente a los creyentes para la vida de hoy?</w:t>
+        <w:t>Explica</w:t>
+      </w:r>
+      <w:r>
+        <w:rPr>
+          <w:lang w:val="es-BO"/>
+        </w:rPr>
+        <w:t xml:space="preserve"> “</w:t>
+      </w:r>
+      <w:r>
+        <w:rPr>
+          <w:lang w:val="es-BO"/>
+        </w:rPr>
+        <w:t>muerto al pecado, pero vivo para Dios</w:t>
+      </w:r>
+      <w:r>
+        <w:rPr>
+          <w:lang w:val="es-BO"/>
+        </w:rPr>
+        <w:t>”</w:t>
+      </w:r>
+      <w:r>
+        <w:rPr>
+          <w:lang w:val="es-BO"/>
+        </w:rPr>
+        <w:t>, en base a</w:t>
+      </w:r>
+      <w:r>
+        <w:rPr>
+          <w:lang w:val="es-BO"/>
+        </w:rPr>
+        <w:t xml:space="preserve"> como Romanos lo explica, en termino de reinos (dominios).</w:t>
+      </w:r>
+    </w:p>
+    <w:p>
+      <w:pPr>
+        <w:pStyle w:val="Prrafodelista"/>
+        <w:spacing w:line="360" w:lineRule="auto"/>
+        <w:rPr>
+          <w:lang w:val="es-BO"/>
+        </w:rPr>
+      </w:pPr>
+      <w:r>
+        <w:rPr>
+          <w:color w:val="A6A6A6" w:themeColor="background1" w:themeShade="A6"/>
+          <w:sz w:val="20"/>
+          <w:szCs w:val="20"/>
+          <w:lang w:val="es-BO"/>
+        </w:rPr>
+        <w:t>____________________________________________________________________________________________________________________________________________________________________________________________________________________________________________________________________________________________________________________________________________________________________________________________________________________________________________________________________________________________________________________________________________________________________________________________________________________________________________________________________________________________________________________________________________________________________________________________________________________________________________________________________________________________</w:t>
+      </w:r>
+      <w:r>
+        <w:rPr>
+          <w:color w:val="A6A6A6" w:themeColor="background1" w:themeShade="A6"/>
+          <w:sz w:val="20"/>
+          <w:szCs w:val="20"/>
+          <w:lang w:val="es-BO"/>
+        </w:rPr>
+        <w:t>________________________________________________________________________________________________________________________________________________________________________________________________________________________________________________________________________________________________________________________________________________________</w:t>
+      </w:r>
+      <w:r>
+        <w:rPr>
+          <w:color w:val="A6A6A6" w:themeColor="background1" w:themeShade="A6"/>
+          <w:sz w:val="20"/>
+          <w:szCs w:val="20"/>
+          <w:lang w:val="es-BO"/>
+        </w:rPr>
+        <w:br/>
+      </w:r>
+    </w:p>
+    <w:p>
+      <w:pPr>
+        <w:pStyle w:val="Prrafodelista"/>
+        <w:numPr>
+          <w:ilvl w:val="0"/>
+          <w:numId w:val="2"/>
+        </w:numPr>
+        <w:rPr>
+          <w:lang w:val="es-BO"/>
+        </w:rPr>
+      </w:pPr>
+      <w:r>
+        <w:rPr>
+          <w:lang w:val="es-BO"/>
+        </w:rPr>
+        <w:t>¿Explique la diferencia entre Romanos 7:7-24 y Romanos 7:25-8:17?</w:t>
+      </w:r>
+    </w:p>
+    <w:p>
+      <w:pPr>
+        <w:pStyle w:val="Prrafodelista"/>
+        <w:spacing w:line="360" w:lineRule="auto"/>
+        <w:rPr>
+          <w:lang w:val="es-BO"/>
+        </w:rPr>
+      </w:pPr>
+      <w:r>
+        <w:rPr>
+          <w:color w:val="A6A6A6" w:themeColor="background1" w:themeShade="A6"/>
+          <w:sz w:val="20"/>
+          <w:szCs w:val="20"/>
+          <w:lang w:val="es-BO"/>
+        </w:rPr>
+        <w:t>______________________________________________________________________________________________________________________________________________________________________________________________________________________________________________________________________________________________________________________________________________________________________________________________________________________________________________________________________________________________________________________________________________________________________________________________________________________________________________________________________________________________________________________________________________________________________________________________________________________________________________________________________________________________________________________________________________________________________________________________________________________________________________________________________________________________________________________________________________________________</w:t>
+      </w:r>
+    </w:p>
+    <w:p>
+      <w:pPr>
+        <w:pStyle w:val="Prrafodelista"/>
+        <w:rPr>
+          <w:lang w:val="es-BO"/>
+        </w:rPr>
+      </w:pPr>
+    </w:p>
+    <w:p>
+      <w:pPr>
+        <w:rPr>
+          <w:lang w:val="es-BO"/>
+        </w:rPr>
+      </w:pPr>
+      <w:r>
+        <w:rPr>
+          <w:lang w:val="es-BO"/>
+        </w:rPr>
+        <w:br w:type="page"/>
+      </w:r>
+    </w:p>
+    <w:p>
+      <w:pPr>
+        <w:pStyle w:val="Prrafodelista"/>
+        <w:numPr>
+          <w:ilvl w:val="0"/>
+          <w:numId w:val="2"/>
+        </w:numPr>
+        <w:rPr>
+          <w:lang w:val="es-BO"/>
+        </w:rPr>
+      </w:pPr>
+      <w:r>
+        <w:rPr>
+          <w:lang w:val="es-BO"/>
+        </w:rPr>
+        <w:lastRenderedPageBreak/>
+        <w:t xml:space="preserve">¿De qué manera la comprensión de nuestra glorificación futura </w:t>
+      </w:r>
+      <w:r>
+        <w:rPr>
+          <w:lang w:val="es-BO"/>
+        </w:rPr>
+        <w:t>afecta nuestra manera de</w:t>
+      </w:r>
+      <w:r>
+        <w:rPr>
+          <w:lang w:val="es-BO"/>
+        </w:rPr>
+        <w:t xml:space="preserve"> percibir lo que es real</w:t>
+      </w:r>
+      <w:r>
+        <w:rPr>
+          <w:lang w:val="es-BO"/>
+        </w:rPr>
+        <w:t>?</w:t>
       </w:r>
       <w:r>
         <w:rPr>
@@ -877,7 +978,7 @@
     </w:p>
     <w:p>
       <w:pPr>
-        <w:pStyle w:val="ListParagraph"/>
+        <w:pStyle w:val="Prrafodelista"/>
         <w:spacing w:line="360" w:lineRule="auto"/>
         <w:rPr>
           <w:lang w:val="es-BO"/>
@@ -914,7 +1015,7 @@
 </file>
 
 <file path=word/endnotes.xml><?xml version="1.0" encoding="utf-8"?>
-<w:endnotes xmlns:wpc="http://schemas.microsoft.com/office/word/2010/wordprocessingCanvas" xmlns:cx="http://schemas.microsoft.com/office/drawing/2014/chartex" xmlns:cx1="http://schemas.microsoft.com/office/drawing/2015/9/8/chartex" xmlns:cx2="http://schemas.microsoft.com/office/drawing/2015/10/21/chartex" xmlns:cx3="http://schemas.microsoft.com/office/drawing/2016/5/9/chartex" xmlns:cx4="http://schemas.microsoft.com/office/drawing/2016/5/10/chartex" xmlns:cx5="http://schemas.microsoft.com/office/drawing/2016/5/11/chartex" xmlns:cx6="http://schemas.microsoft.com/office/drawing/2016/5/12/chartex" xmlns:cx7="http://schemas.microsoft.com/office/drawing/2016/5/13/chartex" xmlns:cx8="http://schemas.microsoft.com/office/drawing/2016/5/14/chartex" xmlns:mc="http://schemas.openxmlformats.org/markup-compatibility/2006" xmlns:aink="http://schemas.microsoft.com/office/drawing/2016/ink" xmlns:am3d="http://schemas.microsoft.com/office/drawing/2017/model3d" xmlns:o="urn:schemas-microsoft-com:office:office" xmlns:oel="http://schemas.microsoft.com/office/2019/extlst" xmlns:r="http://schemas.openxmlformats.org/officeDocument/2006/relationships" xmlns:m="http://schemas.openxmlformats.org/officeDocument/2006/math" xmlns:v="urn:schemas-microsoft-com:vml" xmlns:wp14="http://schemas.microsoft.com/office/word/2010/wordprocessingDrawing" xmlns:wp="http://schemas.openxmlformats.org/drawingml/2006/wordprocessingDrawing" xmlns:w10="urn:schemas-microsoft-com:office:word" xmlns:w="http://schemas.openxmlformats.org/wordprocessingml/2006/main" xmlns:w14="http://schemas.microsoft.com/office/word/2010/wordml" xmlns:w15="http://schemas.microsoft.com/office/word/2012/wordml" xmlns:w16cex="http://schemas.microsoft.com/office/word/2018/wordml/cex" xmlns:w16cid="http://schemas.microsoft.com/office/word/2016/wordml/cid" xmlns:w16="http://schemas.microsoft.com/office/word/2018/wordml" xmlns:w16sdtdh="http://schemas.microsoft.com/office/word/2020/wordml/sdtdatahash" xmlns:w16se="http://schemas.microsoft.com/office/word/2015/wordml/symex" xmlns:wpg="http://schemas.microsoft.com/office/word/2010/wordprocessingGroup" xmlns:wpi="http://schemas.microsoft.com/office/word/2010/wordprocessingInk" xmlns:wne="http://schemas.microsoft.com/office/word/2006/wordml" xmlns:wps="http://schemas.microsoft.com/office/word/2010/wordprocessingShape" mc:Ignorable="w14 w15 w16se w16cid w16 w16cex w16sdtdh wp14">
+<w:endnotes xmlns:wpc="http://schemas.microsoft.com/office/word/2010/wordprocessingCanvas" xmlns:cx="http://schemas.microsoft.com/office/drawing/2014/chartex" xmlns:cx1="http://schemas.microsoft.com/office/drawing/2015/9/8/chartex" xmlns:cx2="http://schemas.microsoft.com/office/drawing/2015/10/21/chartex" xmlns:cx3="http://schemas.microsoft.com/office/drawing/2016/5/9/chartex" xmlns:cx4="http://schemas.microsoft.com/office/drawing/2016/5/10/chartex" xmlns:cx5="http://schemas.microsoft.com/office/drawing/2016/5/11/chartex" xmlns:cx6="http://schemas.microsoft.com/office/drawing/2016/5/12/chartex" xmlns:cx7="http://schemas.microsoft.com/office/drawing/2016/5/13/chartex" xmlns:cx8="http://schemas.microsoft.com/office/drawing/2016/5/14/chartex" xmlns:mc="http://schemas.openxmlformats.org/markup-compatibility/2006" xmlns:aink="http://schemas.microsoft.com/office/drawing/2016/ink" xmlns:am3d="http://schemas.microsoft.com/office/drawing/2017/model3d" xmlns:o="urn:schemas-microsoft-com:office:office" xmlns:r="http://schemas.openxmlformats.org/officeDocument/2006/relationships" xmlns:m="http://schemas.openxmlformats.org/officeDocument/2006/math" xmlns:v="urn:schemas-microsoft-com:vml" xmlns:wp14="http://schemas.microsoft.com/office/word/2010/wordprocessingDrawing" xmlns:wp="http://schemas.openxmlformats.org/drawingml/2006/wordprocessingDrawing" xmlns:w10="urn:schemas-microsoft-com:office:word" xmlns:w="http://schemas.openxmlformats.org/wordprocessingml/2006/main" xmlns:w14="http://schemas.microsoft.com/office/word/2010/wordml" xmlns:w15="http://schemas.microsoft.com/office/word/2012/wordml" xmlns:w16cex="http://schemas.microsoft.com/office/word/2018/wordml/cex" xmlns:w16cid="http://schemas.microsoft.com/office/word/2016/wordml/cid" xmlns:w16="http://schemas.microsoft.com/office/word/2018/wordml" xmlns:w16se="http://schemas.microsoft.com/office/word/2015/wordml/symex" xmlns:wpg="http://schemas.microsoft.com/office/word/2010/wordprocessingGroup" xmlns:wpi="http://schemas.microsoft.com/office/word/2010/wordprocessingInk" xmlns:wne="http://schemas.microsoft.com/office/word/2006/wordml" xmlns:wps="http://schemas.microsoft.com/office/word/2010/wordprocessingShape" mc:Ignorable="w14 w15 w16se w16cid w16 w16cex wp14">
   <w:endnote w:type="separator" w:id="-1">
     <w:p>
       <w:r>
@@ -933,7 +1034,7 @@
 </file>
 
 <file path=word/footnotes.xml><?xml version="1.0" encoding="utf-8"?>
-<w:footnotes xmlns:wpc="http://schemas.microsoft.com/office/word/2010/wordprocessingCanvas" xmlns:cx="http://schemas.microsoft.com/office/drawing/2014/chartex" xmlns:cx1="http://schemas.microsoft.com/office/drawing/2015/9/8/chartex" xmlns:cx2="http://schemas.microsoft.com/office/drawing/2015/10/21/chartex" xmlns:cx3="http://schemas.microsoft.com/office/drawing/2016/5/9/chartex" xmlns:cx4="http://schemas.microsoft.com/office/drawing/2016/5/10/chartex" xmlns:cx5="http://schemas.microsoft.com/office/drawing/2016/5/11/chartex" xmlns:cx6="http://schemas.microsoft.com/office/drawing/2016/5/12/chartex" xmlns:cx7="http://schemas.microsoft.com/office/drawing/2016/5/13/chartex" xmlns:cx8="http://schemas.microsoft.com/office/drawing/2016/5/14/chartex" xmlns:mc="http://schemas.openxmlformats.org/markup-compatibility/2006" xmlns:aink="http://schemas.microsoft.com/office/drawing/2016/ink" xmlns:am3d="http://schemas.microsoft.com/office/drawing/2017/model3d" xmlns:o="urn:schemas-microsoft-com:office:office" xmlns:oel="http://schemas.microsoft.com/office/2019/extlst" xmlns:r="http://schemas.openxmlformats.org/officeDocument/2006/relationships" xmlns:m="http://schemas.openxmlformats.org/officeDocument/2006/math" xmlns:v="urn:schemas-microsoft-com:vml" xmlns:wp14="http://schemas.microsoft.com/office/word/2010/wordprocessingDrawing" xmlns:wp="http://schemas.openxmlformats.org/drawingml/2006/wordprocessingDrawing" xmlns:w10="urn:schemas-microsoft-com:office:word" xmlns:w="http://schemas.openxmlformats.org/wordprocessingml/2006/main" xmlns:w14="http://schemas.microsoft.com/office/word/2010/wordml" xmlns:w15="http://schemas.microsoft.com/office/word/2012/wordml" xmlns:w16cex="http://schemas.microsoft.com/office/word/2018/wordml/cex" xmlns:w16cid="http://schemas.microsoft.com/office/word/2016/wordml/cid" xmlns:w16="http://schemas.microsoft.com/office/word/2018/wordml" xmlns:w16sdtdh="http://schemas.microsoft.com/office/word/2020/wordml/sdtdatahash" xmlns:w16se="http://schemas.microsoft.com/office/word/2015/wordml/symex" xmlns:wpg="http://schemas.microsoft.com/office/word/2010/wordprocessingGroup" xmlns:wpi="http://schemas.microsoft.com/office/word/2010/wordprocessingInk" xmlns:wne="http://schemas.microsoft.com/office/word/2006/wordml" xmlns:wps="http://schemas.microsoft.com/office/word/2010/wordprocessingShape" mc:Ignorable="w14 w15 w16se w16cid w16 w16cex w16sdtdh wp14">
+<w:footnotes xmlns:wpc="http://schemas.microsoft.com/office/word/2010/wordprocessingCanvas" xmlns:cx="http://schemas.microsoft.com/office/drawing/2014/chartex" xmlns:cx1="http://schemas.microsoft.com/office/drawing/2015/9/8/chartex" xmlns:cx2="http://schemas.microsoft.com/office/drawing/2015/10/21/chartex" xmlns:cx3="http://schemas.microsoft.com/office/drawing/2016/5/9/chartex" xmlns:cx4="http://schemas.microsoft.com/office/drawing/2016/5/10/chartex" xmlns:cx5="http://schemas.microsoft.com/office/drawing/2016/5/11/chartex" xmlns:cx6="http://schemas.microsoft.com/office/drawing/2016/5/12/chartex" xmlns:cx7="http://schemas.microsoft.com/office/drawing/2016/5/13/chartex" xmlns:cx8="http://schemas.microsoft.com/office/drawing/2016/5/14/chartex" xmlns:mc="http://schemas.openxmlformats.org/markup-compatibility/2006" xmlns:aink="http://schemas.microsoft.com/office/drawing/2016/ink" xmlns:am3d="http://schemas.microsoft.com/office/drawing/2017/model3d" xmlns:o="urn:schemas-microsoft-com:office:office" xmlns:r="http://schemas.openxmlformats.org/officeDocument/2006/relationships" xmlns:m="http://schemas.openxmlformats.org/officeDocument/2006/math" xmlns:v="urn:schemas-microsoft-com:vml" xmlns:wp14="http://schemas.microsoft.com/office/word/2010/wordprocessingDrawing" xmlns:wp="http://schemas.openxmlformats.org/drawingml/2006/wordprocessingDrawing" xmlns:w10="urn:schemas-microsoft-com:office:word" xmlns:w="http://schemas.openxmlformats.org/wordprocessingml/2006/main" xmlns:w14="http://schemas.microsoft.com/office/word/2010/wordml" xmlns:w15="http://schemas.microsoft.com/office/word/2012/wordml" xmlns:w16cex="http://schemas.microsoft.com/office/word/2018/wordml/cex" xmlns:w16cid="http://schemas.microsoft.com/office/word/2016/wordml/cid" xmlns:w16="http://schemas.microsoft.com/office/word/2018/wordml" xmlns:w16se="http://schemas.microsoft.com/office/word/2015/wordml/symex" xmlns:wpg="http://schemas.microsoft.com/office/word/2010/wordprocessingGroup" xmlns:wpi="http://schemas.microsoft.com/office/word/2010/wordprocessingInk" xmlns:wne="http://schemas.microsoft.com/office/word/2006/wordml" xmlns:wps="http://schemas.microsoft.com/office/word/2010/wordprocessingShape" mc:Ignorable="w14 w15 w16se w16cid w16 w16cex wp14">
   <w:footnote w:type="separator" w:id="-1">
     <w:p>
       <w:r>
@@ -952,18 +1053,16 @@
 </file>
 
 <file path=word/header1.xml><?xml version="1.0" encoding="utf-8"?>
-<w:hdr xmlns:wpc="http://schemas.microsoft.com/office/word/2010/wordprocessingCanvas" xmlns:cx="http://schemas.microsoft.com/office/drawing/2014/chartex" xmlns:cx1="http://schemas.microsoft.com/office/drawing/2015/9/8/chartex" xmlns:cx2="http://schemas.microsoft.com/office/drawing/2015/10/21/chartex" xmlns:cx3="http://schemas.microsoft.com/office/drawing/2016/5/9/chartex" xmlns:cx4="http://schemas.microsoft.com/office/drawing/2016/5/10/chartex" xmlns:cx5="http://schemas.microsoft.com/office/drawing/2016/5/11/chartex" xmlns:cx6="http://schemas.microsoft.com/office/drawing/2016/5/12/chartex" xmlns:cx7="http://schemas.microsoft.com/office/drawing/2016/5/13/chartex" xmlns:cx8="http://schemas.microsoft.com/office/drawing/2016/5/14/chartex" xmlns:mc="http://schemas.openxmlformats.org/markup-compatibility/2006" xmlns:aink="http://schemas.microsoft.com/office/drawing/2016/ink" xmlns:am3d="http://schemas.microsoft.com/office/drawing/2017/model3d" xmlns:o="urn:schemas-microsoft-com:office:office" xmlns:oel="http://schemas.microsoft.com/office/2019/extlst" xmlns:r="http://schemas.openxmlformats.org/officeDocument/2006/relationships" xmlns:m="http://schemas.openxmlformats.org/officeDocument/2006/math" xmlns:v="urn:schemas-microsoft-com:vml" xmlns:wp14="http://schemas.microsoft.com/office/word/2010/wordprocessingDrawing" xmlns:wp="http://schemas.openxmlformats.org/drawingml/2006/wordprocessingDrawing" xmlns:w10="urn:schemas-microsoft-com:office:word" xmlns:w="http://schemas.openxmlformats.org/wordprocessingml/2006/main" xmlns:w14="http://schemas.microsoft.com/office/word/2010/wordml" xmlns:w15="http://schemas.microsoft.com/office/word/2012/wordml" xmlns:w16cex="http://schemas.microsoft.com/office/word/2018/wordml/cex" xmlns:w16cid="http://schemas.microsoft.com/office/word/2016/wordml/cid" xmlns:w16="http://schemas.microsoft.com/office/word/2018/wordml" xmlns:w16sdtdh="http://schemas.microsoft.com/office/word/2020/wordml/sdtdatahash" xmlns:w16se="http://schemas.microsoft.com/office/word/2015/wordml/symex" xmlns:wpg="http://schemas.microsoft.com/office/word/2010/wordprocessingGroup" xmlns:wpi="http://schemas.microsoft.com/office/word/2010/wordprocessingInk" xmlns:wne="http://schemas.microsoft.com/office/word/2006/wordml" xmlns:wps="http://schemas.microsoft.com/office/word/2010/wordprocessingShape" mc:Ignorable="w14 w15 w16se w16cid w16 w16cex w16sdtdh wp14">
+<w:hdr xmlns:wpc="http://schemas.microsoft.com/office/word/2010/wordprocessingCanvas" xmlns:cx="http://schemas.microsoft.com/office/drawing/2014/chartex" xmlns:cx1="http://schemas.microsoft.com/office/drawing/2015/9/8/chartex" xmlns:cx2="http://schemas.microsoft.com/office/drawing/2015/10/21/chartex" xmlns:cx3="http://schemas.microsoft.com/office/drawing/2016/5/9/chartex" xmlns:cx4="http://schemas.microsoft.com/office/drawing/2016/5/10/chartex" xmlns:cx5="http://schemas.microsoft.com/office/drawing/2016/5/11/chartex" xmlns:cx6="http://schemas.microsoft.com/office/drawing/2016/5/12/chartex" xmlns:cx7="http://schemas.microsoft.com/office/drawing/2016/5/13/chartex" xmlns:cx8="http://schemas.microsoft.com/office/drawing/2016/5/14/chartex" xmlns:mc="http://schemas.openxmlformats.org/markup-compatibility/2006" xmlns:aink="http://schemas.microsoft.com/office/drawing/2016/ink" xmlns:am3d="http://schemas.microsoft.com/office/drawing/2017/model3d" xmlns:o="urn:schemas-microsoft-com:office:office" xmlns:r="http://schemas.openxmlformats.org/officeDocument/2006/relationships" xmlns:m="http://schemas.openxmlformats.org/officeDocument/2006/math" xmlns:v="urn:schemas-microsoft-com:vml" xmlns:wp14="http://schemas.microsoft.com/office/word/2010/wordprocessingDrawing" xmlns:wp="http://schemas.openxmlformats.org/drawingml/2006/wordprocessingDrawing" xmlns:w10="urn:schemas-microsoft-com:office:word" xmlns:w="http://schemas.openxmlformats.org/wordprocessingml/2006/main" xmlns:w14="http://schemas.microsoft.com/office/word/2010/wordml" xmlns:w15="http://schemas.microsoft.com/office/word/2012/wordml" xmlns:w16cex="http://schemas.microsoft.com/office/word/2018/wordml/cex" xmlns:w16cid="http://schemas.microsoft.com/office/word/2016/wordml/cid" xmlns:w16="http://schemas.microsoft.com/office/word/2018/wordml" xmlns:w16se="http://schemas.microsoft.com/office/word/2015/wordml/symex" xmlns:wpg="http://schemas.microsoft.com/office/word/2010/wordprocessingGroup" xmlns:wpi="http://schemas.microsoft.com/office/word/2010/wordprocessingInk" xmlns:wne="http://schemas.microsoft.com/office/word/2006/wordml" xmlns:wps="http://schemas.microsoft.com/office/word/2010/wordprocessingShape" mc:Ignorable="w14 w15 w16se w16cid w16 w16cex wp14">
   <w:p>
     <w:pPr>
-      <w:pStyle w:val="Header"/>
+      <w:pStyle w:val="Encabezado"/>
       <w:ind w:right="360" w:firstLine="360"/>
       <w:jc w:val="right"/>
     </w:pPr>
-    <w:proofErr w:type="spellStart"/>
     <w:r>
       <w:t>Nombre</w:t>
     </w:r>
-    <w:proofErr w:type="spellEnd"/>
     <w:r>
       <w:t>: _________________________________________</w:t>
     </w:r>
@@ -994,7 +1093,7 @@
 </file>
 
 <file path=word/numbering.xml><?xml version="1.0" encoding="utf-8"?>
-<w:numbering xmlns:wpc="http://schemas.microsoft.com/office/word/2010/wordprocessingCanvas" xmlns:cx="http://schemas.microsoft.com/office/drawing/2014/chartex" xmlns:cx1="http://schemas.microsoft.com/office/drawing/2015/9/8/chartex" xmlns:cx2="http://schemas.microsoft.com/office/drawing/2015/10/21/chartex" xmlns:cx3="http://schemas.microsoft.com/office/drawing/2016/5/9/chartex" xmlns:cx4="http://schemas.microsoft.com/office/drawing/2016/5/10/chartex" xmlns:cx5="http://schemas.microsoft.com/office/drawing/2016/5/11/chartex" xmlns:cx6="http://schemas.microsoft.com/office/drawing/2016/5/12/chartex" xmlns:cx7="http://schemas.microsoft.com/office/drawing/2016/5/13/chartex" xmlns:cx8="http://schemas.microsoft.com/office/drawing/2016/5/14/chartex" xmlns:mc="http://schemas.openxmlformats.org/markup-compatibility/2006" xmlns:aink="http://schemas.microsoft.com/office/drawing/2016/ink" xmlns:am3d="http://schemas.microsoft.com/office/drawing/2017/model3d" xmlns:o="urn:schemas-microsoft-com:office:office" xmlns:oel="http://schemas.microsoft.com/office/2019/extlst" xmlns:r="http://schemas.openxmlformats.org/officeDocument/2006/relationships" xmlns:m="http://schemas.openxmlformats.org/officeDocument/2006/math" xmlns:v="urn:schemas-microsoft-com:vml" xmlns:wp14="http://schemas.microsoft.com/office/word/2010/wordprocessingDrawing" xmlns:wp="http://schemas.openxmlformats.org/drawingml/2006/wordprocessingDrawing" xmlns:w10="urn:schemas-microsoft-com:office:word" xmlns:w="http://schemas.openxmlformats.org/wordprocessingml/2006/main" xmlns:w14="http://schemas.microsoft.com/office/word/2010/wordml" xmlns:w15="http://schemas.microsoft.com/office/word/2012/wordml" xmlns:w16cex="http://schemas.microsoft.com/office/word/2018/wordml/cex" xmlns:w16cid="http://schemas.microsoft.com/office/word/2016/wordml/cid" xmlns:w16="http://schemas.microsoft.com/office/word/2018/wordml" xmlns:w16sdtdh="http://schemas.microsoft.com/office/word/2020/wordml/sdtdatahash" xmlns:w16se="http://schemas.microsoft.com/office/word/2015/wordml/symex" xmlns:wpg="http://schemas.microsoft.com/office/word/2010/wordprocessingGroup" xmlns:wpi="http://schemas.microsoft.com/office/word/2010/wordprocessingInk" xmlns:wne="http://schemas.microsoft.com/office/word/2006/wordml" xmlns:wps="http://schemas.microsoft.com/office/word/2010/wordprocessingShape" mc:Ignorable="w14 w15 w16se w16cid w16 w16cex w16sdtdh wp14">
+<w:numbering xmlns:wpc="http://schemas.microsoft.com/office/word/2010/wordprocessingCanvas" xmlns:cx="http://schemas.microsoft.com/office/drawing/2014/chartex" xmlns:cx1="http://schemas.microsoft.com/office/drawing/2015/9/8/chartex" xmlns:cx2="http://schemas.microsoft.com/office/drawing/2015/10/21/chartex" xmlns:cx3="http://schemas.microsoft.com/office/drawing/2016/5/9/chartex" xmlns:cx4="http://schemas.microsoft.com/office/drawing/2016/5/10/chartex" xmlns:cx5="http://schemas.microsoft.com/office/drawing/2016/5/11/chartex" xmlns:cx6="http://schemas.microsoft.com/office/drawing/2016/5/12/chartex" xmlns:cx7="http://schemas.microsoft.com/office/drawing/2016/5/13/chartex" xmlns:cx8="http://schemas.microsoft.com/office/drawing/2016/5/14/chartex" xmlns:mc="http://schemas.openxmlformats.org/markup-compatibility/2006" xmlns:aink="http://schemas.microsoft.com/office/drawing/2016/ink" xmlns:am3d="http://schemas.microsoft.com/office/drawing/2017/model3d" xmlns:o="urn:schemas-microsoft-com:office:office" xmlns:r="http://schemas.openxmlformats.org/officeDocument/2006/relationships" xmlns:m="http://schemas.openxmlformats.org/officeDocument/2006/math" xmlns:v="urn:schemas-microsoft-com:vml" xmlns:wp14="http://schemas.microsoft.com/office/word/2010/wordprocessingDrawing" xmlns:wp="http://schemas.openxmlformats.org/drawingml/2006/wordprocessingDrawing" xmlns:w10="urn:schemas-microsoft-com:office:word" xmlns:w="http://schemas.openxmlformats.org/wordprocessingml/2006/main" xmlns:w14="http://schemas.microsoft.com/office/word/2010/wordml" xmlns:w15="http://schemas.microsoft.com/office/word/2012/wordml" xmlns:w16cex="http://schemas.microsoft.com/office/word/2018/wordml/cex" xmlns:w16cid="http://schemas.microsoft.com/office/word/2016/wordml/cid" xmlns:w16="http://schemas.microsoft.com/office/word/2018/wordml" xmlns:w16se="http://schemas.microsoft.com/office/word/2015/wordml/symex" xmlns:wpg="http://schemas.microsoft.com/office/word/2010/wordprocessingGroup" xmlns:wpi="http://schemas.microsoft.com/office/word/2010/wordprocessingInk" xmlns:wne="http://schemas.microsoft.com/office/word/2006/wordml" xmlns:wps="http://schemas.microsoft.com/office/word/2010/wordprocessingShape" mc:Ignorable="w14 w15 w16se w16cid w16 w16cex wp14">
   <w:abstractNum w:abstractNumId="0" w15:restartNumberingAfterBreak="0">
     <w:nsid w:val="094834E6"/>
     <w:multiLevelType w:val="multilevel"/>
@@ -1089,7 +1188,7 @@
     <w:lvl w:ilvl="0" w:tplc="3A0E7314">
       <w:start w:val="1"/>
       <w:numFmt w:val="decimal"/>
-      <w:pStyle w:val="Heading1"/>
+      <w:pStyle w:val="Ttulo1"/>
       <w:lvlText w:val="%1."/>
       <w:lvlJc w:val="left"/>
       <w:pPr>
@@ -1102,7 +1201,7 @@
     <w:lvl w:ilvl="1" w:tplc="C32639F8">
       <w:start w:val="1"/>
       <w:numFmt w:val="lowerLetter"/>
-      <w:pStyle w:val="Heading2"/>
+      <w:pStyle w:val="Ttulo2"/>
       <w:lvlText w:val="%2."/>
       <w:lvlJc w:val="left"/>
       <w:pPr>
@@ -1265,20 +1364,20 @@
       </w:pPr>
     </w:lvl>
   </w:abstractNum>
-  <w:num w:numId="1" w16cid:durableId="406071635">
+  <w:num w:numId="1">
     <w:abstractNumId w:val="1"/>
   </w:num>
-  <w:num w:numId="2" w16cid:durableId="543634955">
+  <w:num w:numId="2">
     <w:abstractNumId w:val="2"/>
   </w:num>
-  <w:num w:numId="3" w16cid:durableId="241260244">
+  <w:num w:numId="3">
     <w:abstractNumId w:val="0"/>
   </w:num>
 </w:numbering>
 </file>
 
 <file path=word/styles.xml><?xml version="1.0" encoding="utf-8"?>
-<w:styles xmlns:mc="http://schemas.openxmlformats.org/markup-compatibility/2006" xmlns:r="http://schemas.openxmlformats.org/officeDocument/2006/relationships" xmlns:w="http://schemas.openxmlformats.org/wordprocessingml/2006/main" xmlns:w14="http://schemas.microsoft.com/office/word/2010/wordml" xmlns:w15="http://schemas.microsoft.com/office/word/2012/wordml" xmlns:w16cex="http://schemas.microsoft.com/office/word/2018/wordml/cex" xmlns:w16cid="http://schemas.microsoft.com/office/word/2016/wordml/cid" xmlns:w16="http://schemas.microsoft.com/office/word/2018/wordml" xmlns:w16sdtdh="http://schemas.microsoft.com/office/word/2020/wordml/sdtdatahash" xmlns:w16se="http://schemas.microsoft.com/office/word/2015/wordml/symex" mc:Ignorable="w14 w15 w16se w16cid w16 w16cex w16sdtdh">
+<w:styles xmlns:mc="http://schemas.openxmlformats.org/markup-compatibility/2006" xmlns:r="http://schemas.openxmlformats.org/officeDocument/2006/relationships" xmlns:w="http://schemas.openxmlformats.org/wordprocessingml/2006/main" xmlns:w14="http://schemas.microsoft.com/office/word/2010/wordml" xmlns:w15="http://schemas.microsoft.com/office/word/2012/wordml" xmlns:w16cex="http://schemas.microsoft.com/office/word/2018/wordml/cex" xmlns:w16cid="http://schemas.microsoft.com/office/word/2016/wordml/cid" xmlns:w16="http://schemas.microsoft.com/office/word/2018/wordml" xmlns:w16se="http://schemas.microsoft.com/office/word/2015/wordml/symex" mc:Ignorable="w14 w15 w16se w16cid w16 w16cex">
   <w:docDefaults>
     <w:rPrDefault>
       <w:rPr>
@@ -1672,11 +1771,11 @@
     <w:name w:val="Normal"/>
     <w:qFormat/>
   </w:style>
-  <w:style w:type="paragraph" w:styleId="Heading1">
+  <w:style w:type="paragraph" w:styleId="Ttulo1">
     <w:name w:val="heading 1"/>
-    <w:basedOn w:val="ListParagraph"/>
+    <w:basedOn w:val="Prrafodelista"/>
     <w:next w:val="Normal"/>
-    <w:link w:val="Heading1Char"/>
+    <w:link w:val="Ttulo1Car"/>
     <w:uiPriority w:val="9"/>
     <w:qFormat/>
     <w:rsid w:val="00675FA0"/>
@@ -1689,11 +1788,11 @@
       <w:outlineLvl w:val="0"/>
     </w:pPr>
   </w:style>
-  <w:style w:type="paragraph" w:styleId="Heading2">
+  <w:style w:type="paragraph" w:styleId="Ttulo2">
     <w:name w:val="heading 2"/>
-    <w:basedOn w:val="ListParagraph"/>
+    <w:basedOn w:val="Prrafodelista"/>
     <w:next w:val="Normal"/>
-    <w:link w:val="Heading2Char"/>
+    <w:link w:val="Ttulo2Car"/>
     <w:uiPriority w:val="9"/>
     <w:unhideWhenUsed/>
     <w:qFormat/>
@@ -1707,13 +1806,13 @@
       <w:outlineLvl w:val="1"/>
     </w:pPr>
   </w:style>
-  <w:style w:type="character" w:default="1" w:styleId="DefaultParagraphFont">
+  <w:style w:type="character" w:default="1" w:styleId="Fuentedeprrafopredeter">
     <w:name w:val="Default Paragraph Font"/>
     <w:uiPriority w:val="1"/>
     <w:semiHidden/>
     <w:unhideWhenUsed/>
   </w:style>
-  <w:style w:type="table" w:default="1" w:styleId="TableNormal">
+  <w:style w:type="table" w:default="1" w:styleId="Tablanormal">
     <w:name w:val="Normal Table"/>
     <w:uiPriority w:val="99"/>
     <w:semiHidden/>
@@ -1728,16 +1827,16 @@
       </w:tblCellMar>
     </w:tblPr>
   </w:style>
-  <w:style w:type="numbering" w:default="1" w:styleId="NoList">
+  <w:style w:type="numbering" w:default="1" w:styleId="Sinlista">
     <w:name w:val="No List"/>
     <w:uiPriority w:val="99"/>
     <w:semiHidden/>
     <w:unhideWhenUsed/>
   </w:style>
-  <w:style w:type="paragraph" w:styleId="Header">
+  <w:style w:type="paragraph" w:styleId="Encabezado">
     <w:name w:val="header"/>
     <w:basedOn w:val="Normal"/>
-    <w:link w:val="HeaderChar"/>
+    <w:link w:val="EncabezadoCar"/>
     <w:uiPriority w:val="99"/>
     <w:unhideWhenUsed/>
     <w:rsid w:val="00675FA0"/>
@@ -1748,17 +1847,17 @@
       </w:tabs>
     </w:pPr>
   </w:style>
-  <w:style w:type="character" w:customStyle="1" w:styleId="HeaderChar">
-    <w:name w:val="Header Char"/>
-    <w:basedOn w:val="DefaultParagraphFont"/>
-    <w:link w:val="Header"/>
+  <w:style w:type="character" w:customStyle="1" w:styleId="EncabezadoCar">
+    <w:name w:val="Encabezado Car"/>
+    <w:basedOn w:val="Fuentedeprrafopredeter"/>
+    <w:link w:val="Encabezado"/>
     <w:uiPriority w:val="99"/>
     <w:rsid w:val="00675FA0"/>
   </w:style>
-  <w:style w:type="paragraph" w:styleId="Footer">
+  <w:style w:type="paragraph" w:styleId="Piedepgina">
     <w:name w:val="footer"/>
     <w:basedOn w:val="Normal"/>
-    <w:link w:val="FooterChar"/>
+    <w:link w:val="PiedepginaCar"/>
     <w:uiPriority w:val="99"/>
     <w:unhideWhenUsed/>
     <w:rsid w:val="00675FA0"/>
@@ -1769,32 +1868,32 @@
       </w:tabs>
     </w:pPr>
   </w:style>
-  <w:style w:type="character" w:customStyle="1" w:styleId="FooterChar">
-    <w:name w:val="Footer Char"/>
-    <w:basedOn w:val="DefaultParagraphFont"/>
-    <w:link w:val="Footer"/>
+  <w:style w:type="character" w:customStyle="1" w:styleId="PiedepginaCar">
+    <w:name w:val="Pie de página Car"/>
+    <w:basedOn w:val="Fuentedeprrafopredeter"/>
+    <w:link w:val="Piedepgina"/>
     <w:uiPriority w:val="99"/>
     <w:rsid w:val="00675FA0"/>
   </w:style>
-  <w:style w:type="character" w:customStyle="1" w:styleId="Heading1Char">
-    <w:name w:val="Heading 1 Char"/>
-    <w:basedOn w:val="DefaultParagraphFont"/>
-    <w:link w:val="Heading1"/>
+  <w:style w:type="character" w:customStyle="1" w:styleId="Ttulo1Car">
+    <w:name w:val="Título 1 Car"/>
+    <w:basedOn w:val="Fuentedeprrafopredeter"/>
+    <w:link w:val="Ttulo1"/>
     <w:uiPriority w:val="9"/>
     <w:rsid w:val="00675FA0"/>
   </w:style>
-  <w:style w:type="character" w:customStyle="1" w:styleId="Heading2Char">
-    <w:name w:val="Heading 2 Char"/>
-    <w:basedOn w:val="DefaultParagraphFont"/>
-    <w:link w:val="Heading2"/>
+  <w:style w:type="character" w:customStyle="1" w:styleId="Ttulo2Car">
+    <w:name w:val="Título 2 Car"/>
+    <w:basedOn w:val="Fuentedeprrafopredeter"/>
+    <w:link w:val="Ttulo2"/>
     <w:uiPriority w:val="9"/>
     <w:rsid w:val="00675FA0"/>
   </w:style>
-  <w:style w:type="paragraph" w:styleId="Title">
+  <w:style w:type="paragraph" w:styleId="Ttulo">
     <w:name w:val="Title"/>
     <w:basedOn w:val="Normal"/>
     <w:next w:val="Normal"/>
-    <w:link w:val="TitleChar"/>
+    <w:link w:val="TtuloCar"/>
     <w:uiPriority w:val="10"/>
     <w:qFormat/>
     <w:rsid w:val="00675FA0"/>
@@ -1810,10 +1909,10 @@
       <w:szCs w:val="56"/>
     </w:rPr>
   </w:style>
-  <w:style w:type="character" w:customStyle="1" w:styleId="TitleChar">
-    <w:name w:val="Title Char"/>
-    <w:basedOn w:val="DefaultParagraphFont"/>
-    <w:link w:val="Title"/>
+  <w:style w:type="character" w:customStyle="1" w:styleId="TtuloCar">
+    <w:name w:val="Título Car"/>
+    <w:basedOn w:val="Fuentedeprrafopredeter"/>
+    <w:link w:val="Ttulo"/>
     <w:uiPriority w:val="10"/>
     <w:rsid w:val="00675FA0"/>
     <w:rPr>
@@ -1824,7 +1923,7 @@
       <w:szCs w:val="56"/>
     </w:rPr>
   </w:style>
-  <w:style w:type="paragraph" w:styleId="ListParagraph">
+  <w:style w:type="paragraph" w:styleId="Prrafodelista">
     <w:name w:val="List Paragraph"/>
     <w:basedOn w:val="Normal"/>
     <w:uiPriority w:val="34"/>
@@ -1835,9 +1934,9 @@
       <w:contextualSpacing/>
     </w:pPr>
   </w:style>
-  <w:style w:type="table" w:styleId="TableGrid">
+  <w:style w:type="table" w:styleId="Tablaconcuadrcula">
     <w:name w:val="Table Grid"/>
-    <w:basedOn w:val="TableNormal"/>
+    <w:basedOn w:val="Tablanormal"/>
     <w:uiPriority w:val="39"/>
     <w:rsid w:val="00430430"/>
     <w:tblPr>
